--- a/LAB3/[11_ĐH_CNPM2]-LAB3_1150080153-Trương Văn Quốc Phong.docx
+++ b/LAB3/[11_ĐH_CNPM2]-LAB3_1150080153-Trương Văn Quốc Phong.docx
@@ -19,37 +19,27 @@
         </w:rPr>
         <w:t>Phiên bản môi trường: Windows Server 2025 R2 x64 (VMware) và Wireshark</w:t>
       </w:r>
+    </w:p>
+    <w:p>
+      <w:pPr>
+        <w:rPr>
+          <w:rFonts w:hint="default" w:ascii="SimSun" w:hAnsi="SimSun" w:eastAsia="SimSun" w:cs="SimSun"/>
+          <w:sz w:val="24"/>
+          <w:szCs w:val="24"/>
+          <w:lang w:val="vi-VN"/>
+        </w:rPr>
+      </w:pPr>
+      <w:r>
+        <w:rPr>
+          <w:rFonts w:hint="default" w:ascii="SimSun" w:hAnsi="SimSun" w:eastAsia="SimSun" w:cs="SimSun"/>
+          <w:sz w:val="24"/>
+          <w:szCs w:val="24"/>
+          <w:lang w:val="vi-VN"/>
+        </w:rPr>
+        <w:t>Link video: https://youtu.be/3ceduPyBFtM</w:t>
+      </w:r>
       <w:bookmarkStart w:id="0" w:name="_GoBack"/>
       <w:bookmarkEnd w:id="0"/>
-    </w:p>
-    <w:p>
-      <w:pPr>
-        <w:rPr>
-          <w:rFonts w:hint="default" w:ascii="SimSun" w:hAnsi="SimSun" w:eastAsia="SimSun" w:cs="SimSun"/>
-          <w:sz w:val="24"/>
-          <w:szCs w:val="24"/>
-          <w:lang w:val="vi-VN"/>
-        </w:rPr>
-      </w:pPr>
-      <w:r>
-        <w:rPr>
-          <w:rFonts w:hint="default" w:ascii="SimSun" w:hAnsi="SimSun" w:eastAsia="SimSun" w:cs="SimSun"/>
-          <w:sz w:val="24"/>
-          <w:szCs w:val="24"/>
-          <w:lang w:val="vi-VN"/>
-        </w:rPr>
-        <w:t>Link video: https://youtu.be/YznZF60zB2A</w:t>
-      </w:r>
-    </w:p>
-    <w:p>
-      <w:pPr>
-        <w:rPr>
-          <w:rFonts w:hint="default" w:ascii="SimSun" w:hAnsi="SimSun" w:eastAsia="SimSun" w:cs="SimSun"/>
-          <w:sz w:val="24"/>
-          <w:szCs w:val="24"/>
-          <w:lang w:val="vi-VN"/>
-        </w:rPr>
-      </w:pPr>
       <w:r>
         <w:rPr>
           <w:rFonts w:hint="default" w:ascii="SimSun" w:hAnsi="SimSun" w:eastAsia="SimSun" w:cs="SimSun"/>
@@ -97,13 +87,241 @@
       </w:r>
     </w:p>
     <w:p>
-      <w:r>
+      <w:pPr>
+        <w:rPr>
+          <w:rFonts w:hint="default" w:ascii="SimSun" w:hAnsi="SimSun" w:eastAsia="SimSun" w:cs="SimSun"/>
+          <w:sz w:val="24"/>
+          <w:szCs w:val="24"/>
+          <w:lang w:val="vi-VN"/>
+        </w:rPr>
+      </w:pPr>
+    </w:p>
+    <w:p>
+      <w:pPr>
+        <w:rPr>
+          <w:rFonts w:hint="default" w:ascii="SimSun" w:hAnsi="SimSun" w:eastAsia="SimSun" w:cs="SimSun"/>
+          <w:sz w:val="24"/>
+          <w:szCs w:val="24"/>
+          <w:lang w:val="vi-VN"/>
+        </w:rPr>
+      </w:pPr>
+    </w:p>
+    <w:p>
+      <w:pPr>
+        <w:keepNext w:val="0"/>
+        <w:keepLines w:val="0"/>
+        <w:widowControl/>
+        <w:suppressLineNumbers w:val="0"/>
+        <w:jc w:val="left"/>
+      </w:pPr>
+      <w:r>
+        <w:rPr>
+          <w:rFonts w:ascii="TimesNewRomanPS-BoldMT" w:hAnsi="TimesNewRomanPS-BoldMT" w:eastAsia="TimesNewRomanPS-BoldMT" w:cs="TimesNewRomanPS-BoldMT"/>
+          <w:b/>
+          <w:bCs/>
+          <w:color w:val="1F4E79"/>
+          <w:kern w:val="0"/>
+          <w:sz w:val="24"/>
+          <w:szCs w:val="24"/>
+          <w:lang w:val="en-US" w:eastAsia="zh-CN" w:bidi="ar"/>
+        </w:rPr>
+        <w:t>VỊ TRÍ HÌNH 2 – ẢNH CHỤP TRỰC TIẾP TỪ VM/PC SINH VIÊ</w:t>
+      </w:r>
+    </w:p>
+    <w:p>
+      <w:pPr>
+        <w:rPr>
+          <w:rFonts w:hint="default" w:ascii="SimSun" w:hAnsi="SimSun" w:eastAsia="SimSun" w:cs="SimSun"/>
+          <w:sz w:val="24"/>
+          <w:szCs w:val="24"/>
+          <w:lang w:val="vi-VN"/>
+        </w:rPr>
+      </w:pPr>
+    </w:p>
+    <w:p>
+      <w:pPr>
+        <w:rPr>
+          <w:rFonts w:hint="default" w:ascii="SimSun" w:hAnsi="SimSun" w:eastAsia="SimSun" w:cs="SimSun"/>
+          <w:sz w:val="24"/>
+          <w:szCs w:val="24"/>
+          <w:lang w:val="vi-VN"/>
+        </w:rPr>
+      </w:pPr>
+      <w:r>
+        <w:rPr>
+          <w:rFonts w:hint="default" w:ascii="SimSun" w:hAnsi="SimSun" w:eastAsia="SimSun" w:cs="SimSun"/>
+          <w:sz w:val="24"/>
+          <w:szCs w:val="24"/>
+          <w:lang w:val="vi-VN"/>
+        </w:rPr>
+        <w:drawing>
+          <wp:inline distT="0" distB="0" distL="114300" distR="114300">
+            <wp:extent cx="5269230" cy="3268345"/>
+            <wp:effectExtent l="0" t="0" r="1270" b="8255"/>
+            <wp:docPr id="8" name="Picture 8" descr="H2_ToolVersions"/>
+            <wp:cNvGraphicFramePr>
+              <a:graphicFrameLocks xmlns:a="http://schemas.openxmlformats.org/drawingml/2006/main" noChangeAspect="1"/>
+            </wp:cNvGraphicFramePr>
+            <a:graphic xmlns:a="http://schemas.openxmlformats.org/drawingml/2006/main">
+              <a:graphicData uri="http://schemas.openxmlformats.org/drawingml/2006/picture">
+                <pic:pic xmlns:pic="http://schemas.openxmlformats.org/drawingml/2006/picture">
+                  <pic:nvPicPr>
+                    <pic:cNvPr id="8" name="Picture 8" descr="H2_ToolVersions"/>
+                    <pic:cNvPicPr>
+                      <a:picLocks noChangeAspect="1"/>
+                    </pic:cNvPicPr>
+                  </pic:nvPicPr>
+                  <pic:blipFill>
+                    <a:blip r:embed="rId5"/>
+                    <a:stretch>
+                      <a:fillRect/>
+                    </a:stretch>
+                  </pic:blipFill>
+                  <pic:spPr>
+                    <a:xfrm>
+                      <a:off x="0" y="0"/>
+                      <a:ext cx="5269230" cy="3268345"/>
+                    </a:xfrm>
+                    <a:prstGeom prst="rect">
+                      <a:avLst/>
+                    </a:prstGeom>
+                  </pic:spPr>
+                </pic:pic>
+              </a:graphicData>
+            </a:graphic>
+          </wp:inline>
+        </w:drawing>
+      </w:r>
+    </w:p>
+    <w:p>
+      <w:pPr>
         <w:rPr>
           <w:rFonts w:ascii="SimSun" w:hAnsi="SimSun" w:eastAsia="SimSun" w:cs="SimSun"/>
           <w:sz w:val="24"/>
           <w:szCs w:val="24"/>
         </w:rPr>
+      </w:pPr>
+      <w:r>
+        <w:rPr>
+          <w:rFonts w:ascii="SimSun" w:hAnsi="SimSun" w:eastAsia="SimSun" w:cs="SimSun"/>
+          <w:sz w:val="24"/>
+          <w:szCs w:val="24"/>
+        </w:rPr>
         <w:t>KHỞI TẠO VÀ GHI BASELINE</w:t>
+      </w:r>
+    </w:p>
+    <w:p>
+      <w:pPr>
+        <w:keepNext w:val="0"/>
+        <w:keepLines w:val="0"/>
+        <w:widowControl/>
+        <w:suppressLineNumbers w:val="0"/>
+        <w:jc w:val="left"/>
+        <w:rPr>
+          <w:rFonts w:ascii="TimesNewRomanPS-BoldMT" w:hAnsi="TimesNewRomanPS-BoldMT" w:eastAsia="TimesNewRomanPS-BoldMT" w:cs="TimesNewRomanPS-BoldMT"/>
+          <w:b/>
+          <w:bCs/>
+          <w:color w:val="1F4E79"/>
+          <w:kern w:val="0"/>
+          <w:sz w:val="22"/>
+          <w:szCs w:val="22"/>
+          <w:lang w:val="en-US" w:eastAsia="zh-CN" w:bidi="ar"/>
+        </w:rPr>
+      </w:pPr>
+      <w:r>
+        <w:rPr>
+          <w:rFonts w:ascii="TimesNewRomanPS-BoldMT" w:hAnsi="TimesNewRomanPS-BoldMT" w:eastAsia="TimesNewRomanPS-BoldMT" w:cs="TimesNewRomanPS-BoldMT"/>
+          <w:b/>
+          <w:bCs/>
+          <w:color w:val="1F4E79"/>
+          <w:kern w:val="0"/>
+          <w:sz w:val="22"/>
+          <w:szCs w:val="22"/>
+          <w:lang w:val="en-US" w:eastAsia="zh-CN" w:bidi="ar"/>
+        </w:rPr>
+        <w:t>VỊ TRÍ HÌNH H3– ẢNH CHỤP TRỰC TIẾP TỪ VM/PC SINH VIÊN</w:t>
+      </w:r>
+    </w:p>
+    <w:p>
+      <w:pPr>
+        <w:keepNext w:val="0"/>
+        <w:keepLines w:val="0"/>
+        <w:widowControl/>
+        <w:suppressLineNumbers w:val="0"/>
+        <w:jc w:val="left"/>
+        <w:rPr>
+          <w:rFonts w:ascii="TimesNewRomanPS-BoldMT" w:hAnsi="TimesNewRomanPS-BoldMT" w:eastAsia="TimesNewRomanPS-BoldMT" w:cs="TimesNewRomanPS-BoldMT"/>
+          <w:b/>
+          <w:bCs/>
+          <w:color w:val="1F4E79"/>
+          <w:kern w:val="0"/>
+          <w:sz w:val="22"/>
+          <w:szCs w:val="22"/>
+          <w:lang w:val="en-US" w:eastAsia="zh-CN" w:bidi="ar"/>
+        </w:rPr>
+      </w:pPr>
+      <w:r>
+        <w:rPr>
+          <w:rFonts w:ascii="SimSun" w:hAnsi="SimSun" w:eastAsia="SimSun" w:cs="SimSun"/>
+          <w:sz w:val="24"/>
+          <w:szCs w:val="24"/>
+        </w:rPr>
+        <w:t>H3_Baseline_Defender_Firewall.png</w:t>
+      </w:r>
+    </w:p>
+    <w:p>
+      <w:pPr>
+        <w:rPr>
+          <w:rFonts w:hint="default" w:ascii="SimSun" w:hAnsi="SimSun" w:eastAsia="SimSun" w:cs="SimSun"/>
+          <w:sz w:val="24"/>
+          <w:szCs w:val="24"/>
+          <w:lang w:val="vi-VN"/>
+        </w:rPr>
+      </w:pPr>
+      <w:r>
+        <w:rPr>
+          <w:rFonts w:hint="default" w:ascii="SimSun" w:hAnsi="SimSun" w:eastAsia="SimSun" w:cs="SimSun"/>
+          <w:sz w:val="24"/>
+          <w:szCs w:val="24"/>
+          <w:lang w:val="vi-VN"/>
+        </w:rPr>
+        <w:drawing>
+          <wp:inline distT="0" distB="0" distL="114300" distR="114300">
+            <wp:extent cx="5262880" cy="2997200"/>
+            <wp:effectExtent l="0" t="0" r="7620" b="0"/>
+            <wp:docPr id="9" name="Picture 9" descr="H3_Baseline_Defender_Firewall"/>
+            <wp:cNvGraphicFramePr>
+              <a:graphicFrameLocks xmlns:a="http://schemas.openxmlformats.org/drawingml/2006/main" noChangeAspect="1"/>
+            </wp:cNvGraphicFramePr>
+            <a:graphic xmlns:a="http://schemas.openxmlformats.org/drawingml/2006/main">
+              <a:graphicData uri="http://schemas.openxmlformats.org/drawingml/2006/picture">
+                <pic:pic xmlns:pic="http://schemas.openxmlformats.org/drawingml/2006/picture">
+                  <pic:nvPicPr>
+                    <pic:cNvPr id="9" name="Picture 9" descr="H3_Baseline_Defender_Firewall"/>
+                    <pic:cNvPicPr>
+                      <a:picLocks noChangeAspect="1"/>
+                    </pic:cNvPicPr>
+                  </pic:nvPicPr>
+                  <pic:blipFill>
+                    <a:blip r:embed="rId6"/>
+                    <a:stretch>
+                      <a:fillRect/>
+                    </a:stretch>
+                  </pic:blipFill>
+                  <pic:spPr>
+                    <a:xfrm>
+                      <a:off x="0" y="0"/>
+                      <a:ext cx="5262880" cy="2997200"/>
+                    </a:xfrm>
+                    <a:prstGeom prst="rect">
+                      <a:avLst/>
+                    </a:prstGeom>
+                  </pic:spPr>
+                </pic:pic>
+              </a:graphicData>
+            </a:graphic>
+          </wp:inline>
+        </w:drawing>
       </w:r>
     </w:p>
     <w:p>
@@ -126,7 +344,7 @@
                     </pic:cNvPicPr>
                   </pic:nvPicPr>
                   <pic:blipFill>
-                    <a:blip r:embed="rId5"/>
+                    <a:blip r:embed="rId7"/>
                     <a:srcRect l="22824" t="26755" r="22884" b="16011"/>
                     <a:stretch>
                       <a:fillRect/>
@@ -169,125 +387,6 @@
                 <pic:pic xmlns:pic="http://schemas.openxmlformats.org/drawingml/2006/picture">
                   <pic:nvPicPr>
                     <pic:cNvPr id="2" name="Picture 2"/>
-                    <pic:cNvPicPr>
-                      <a:picLocks noChangeAspect="1"/>
-                    </pic:cNvPicPr>
-                  </pic:nvPicPr>
-                  <pic:blipFill>
-                    <a:blip r:embed="rId6"/>
-                    <a:stretch>
-                      <a:fillRect/>
-                    </a:stretch>
-                  </pic:blipFill>
-                  <pic:spPr>
-                    <a:xfrm>
-                      <a:off x="0" y="0"/>
-                      <a:ext cx="5270500" cy="3162935"/>
-                    </a:xfrm>
-                    <a:prstGeom prst="rect">
-                      <a:avLst/>
-                    </a:prstGeom>
-                    <a:noFill/>
-                    <a:ln>
-                      <a:noFill/>
-                    </a:ln>
-                  </pic:spPr>
-                </pic:pic>
-              </a:graphicData>
-            </a:graphic>
-          </wp:inline>
-        </w:drawing>
-      </w:r>
-    </w:p>
-    <w:p/>
-    <w:p>
-      <w:r>
-        <w:rPr>
-          <w:rFonts w:ascii="SimSun" w:hAnsi="SimSun" w:eastAsia="SimSun" w:cs="SimSun"/>
-          <w:sz w:val="24"/>
-          <w:szCs w:val="24"/>
-        </w:rPr>
-        <w:t>TÌNH HUỐNG 2 - QUÉT MÃ ĐỘC GIẢ LẬP EICAR</w:t>
-      </w:r>
-    </w:p>
-    <w:p>
-      <w:r>
-        <w:drawing>
-          <wp:inline distT="0" distB="0" distL="114300" distR="114300">
-            <wp:extent cx="5270500" cy="3162935"/>
-            <wp:effectExtent l="0" t="0" r="0" b="12065"/>
-            <wp:docPr id="3" name="Picture 3"/>
-            <wp:cNvGraphicFramePr>
-              <a:graphicFrameLocks xmlns:a="http://schemas.openxmlformats.org/drawingml/2006/main" noChangeAspect="1"/>
-            </wp:cNvGraphicFramePr>
-            <a:graphic xmlns:a="http://schemas.openxmlformats.org/drawingml/2006/main">
-              <a:graphicData uri="http://schemas.openxmlformats.org/drawingml/2006/picture">
-                <pic:pic xmlns:pic="http://schemas.openxmlformats.org/drawingml/2006/picture">
-                  <pic:nvPicPr>
-                    <pic:cNvPr id="3" name="Picture 3"/>
-                    <pic:cNvPicPr>
-                      <a:picLocks noChangeAspect="1"/>
-                    </pic:cNvPicPr>
-                  </pic:nvPicPr>
-                  <pic:blipFill>
-                    <a:blip r:embed="rId7"/>
-                    <a:stretch>
-                      <a:fillRect/>
-                    </a:stretch>
-                  </pic:blipFill>
-                  <pic:spPr>
-                    <a:xfrm>
-                      <a:off x="0" y="0"/>
-                      <a:ext cx="5270500" cy="3162935"/>
-                    </a:xfrm>
-                    <a:prstGeom prst="rect">
-                      <a:avLst/>
-                    </a:prstGeom>
-                    <a:noFill/>
-                    <a:ln>
-                      <a:noFill/>
-                    </a:ln>
-                  </pic:spPr>
-                </pic:pic>
-              </a:graphicData>
-            </a:graphic>
-          </wp:inline>
-        </w:drawing>
-      </w:r>
-    </w:p>
-    <w:p/>
-    <w:p>
-      <w:pPr>
-        <w:rPr>
-          <w:rFonts w:ascii="SimSun" w:hAnsi="SimSun" w:eastAsia="SimSun" w:cs="SimSun"/>
-          <w:sz w:val="24"/>
-          <w:szCs w:val="24"/>
-        </w:rPr>
-      </w:pPr>
-      <w:r>
-        <w:rPr>
-          <w:rFonts w:ascii="SimSun" w:hAnsi="SimSun" w:eastAsia="SimSun" w:cs="SimSun"/>
-          <w:sz w:val="24"/>
-          <w:szCs w:val="24"/>
-        </w:rPr>
-        <w:t>ÌNH HUỐNG 3 - TẠO SỰ KIỆN LOG ĐĂNG NHẬP</w:t>
-      </w:r>
-    </w:p>
-    <w:p>
-      <w:r>
-        <w:drawing>
-          <wp:inline distT="0" distB="0" distL="114300" distR="114300">
-            <wp:extent cx="5270500" cy="3162935"/>
-            <wp:effectExtent l="0" t="0" r="0" b="12065"/>
-            <wp:docPr id="4" name="Picture 4"/>
-            <wp:cNvGraphicFramePr>
-              <a:graphicFrameLocks xmlns:a="http://schemas.openxmlformats.org/drawingml/2006/main" noChangeAspect="1"/>
-            </wp:cNvGraphicFramePr>
-            <a:graphic xmlns:a="http://schemas.openxmlformats.org/drawingml/2006/main">
-              <a:graphicData uri="http://schemas.openxmlformats.org/drawingml/2006/picture">
-                <pic:pic xmlns:pic="http://schemas.openxmlformats.org/drawingml/2006/picture">
-                  <pic:nvPicPr>
-                    <pic:cNvPr id="4" name="Picture 4"/>
                     <pic:cNvPicPr>
                       <a:picLocks noChangeAspect="1"/>
                     </pic:cNvPicPr>
@@ -333,7 +432,7 @@
           <w:sz w:val="24"/>
           <w:szCs w:val="24"/>
         </w:rPr>
-        <w:t>TÌNH HUỐNG 4: NHẬN DIỆN PERSISTENCE &amp; DỊCH VỤ MẠNG</w:t>
+        <w:t>TÌNH HUỐNG 2 - QUÉT MÃ ĐỘC GIẢ LẬP EICAR</w:t>
       </w:r>
     </w:p>
     <w:p>
@@ -344,21 +443,22 @@
           <w:szCs w:val="24"/>
         </w:rPr>
       </w:pPr>
-    </w:p>
-    <w:p>
-      <w:pPr>
+      <w:r>
         <w:rPr>
           <w:rFonts w:ascii="SimSun" w:hAnsi="SimSun" w:eastAsia="SimSun" w:cs="SimSun"/>
           <w:sz w:val="24"/>
           <w:szCs w:val="24"/>
         </w:rPr>
-      </w:pPr>
+        <w:t>H4_ProtectionHistory_EICAR.png</w:t>
+      </w:r>
+    </w:p>
+    <w:p>
       <w:r>
         <w:drawing>
           <wp:inline distT="0" distB="0" distL="114300" distR="114300">
             <wp:extent cx="5270500" cy="3162935"/>
             <wp:effectExtent l="0" t="0" r="0" b="12065"/>
-            <wp:docPr id="6" name="Picture 6"/>
+            <wp:docPr id="3" name="Picture 3" descr="D:/User_Admin/Downloads/H4_ProtectionHistory_EICAR.pngH4_ProtectionHistory_EICAR"/>
             <wp:cNvGraphicFramePr>
               <a:graphicFrameLocks xmlns:a="http://schemas.openxmlformats.org/drawingml/2006/main" noChangeAspect="1"/>
             </wp:cNvGraphicFramePr>
@@ -366,13 +466,14 @@
               <a:graphicData uri="http://schemas.openxmlformats.org/drawingml/2006/picture">
                 <pic:pic xmlns:pic="http://schemas.openxmlformats.org/drawingml/2006/picture">
                   <pic:nvPicPr>
-                    <pic:cNvPr id="6" name="Picture 6"/>
+                    <pic:cNvPr id="3" name="Picture 3" descr="D:/User_Admin/Downloads/H4_ProtectionHistory_EICAR.pngH4_ProtectionHistory_EICAR"/>
                     <pic:cNvPicPr>
                       <a:picLocks noChangeAspect="1"/>
                     </pic:cNvPicPr>
                   </pic:nvPicPr>
                   <pic:blipFill>
                     <a:blip r:embed="rId9"/>
+                    <a:srcRect t="9849" b="9849"/>
                     <a:stretch>
                       <a:fillRect/>
                     </a:stretch>
@@ -399,12 +500,29 @@
     </w:p>
     <w:p/>
     <w:p>
+      <w:pPr>
+        <w:rPr>
+          <w:rFonts w:ascii="SimSun" w:hAnsi="SimSun" w:eastAsia="SimSun" w:cs="SimSun"/>
+          <w:sz w:val="24"/>
+          <w:szCs w:val="24"/>
+        </w:rPr>
+      </w:pPr>
+      <w:r>
+        <w:rPr>
+          <w:rFonts w:ascii="SimSun" w:hAnsi="SimSun" w:eastAsia="SimSun" w:cs="SimSun"/>
+          <w:sz w:val="24"/>
+          <w:szCs w:val="24"/>
+        </w:rPr>
+        <w:t>ÌNH HUỐNG 3 - TẠO SỰ KIỆN LOG ĐĂNG NHẬP</w:t>
+      </w:r>
+    </w:p>
+    <w:p>
       <w:r>
         <w:drawing>
           <wp:inline distT="0" distB="0" distL="114300" distR="114300">
             <wp:extent cx="5270500" cy="3162935"/>
             <wp:effectExtent l="0" t="0" r="0" b="12065"/>
-            <wp:docPr id="5" name="Picture 5"/>
+            <wp:docPr id="4" name="Picture 4" descr="D:/User_Admin/Downloads/H5_Event4625.pngH5_Event4625"/>
             <wp:cNvGraphicFramePr>
               <a:graphicFrameLocks xmlns:a="http://schemas.openxmlformats.org/drawingml/2006/main" noChangeAspect="1"/>
             </wp:cNvGraphicFramePr>
@@ -412,13 +530,14 @@
               <a:graphicData uri="http://schemas.openxmlformats.org/drawingml/2006/picture">
                 <pic:pic xmlns:pic="http://schemas.openxmlformats.org/drawingml/2006/picture">
                   <pic:nvPicPr>
-                    <pic:cNvPr id="5" name="Picture 5"/>
+                    <pic:cNvPr id="4" name="Picture 4" descr="D:/User_Admin/Downloads/H5_Event4625.pngH5_Event4625"/>
                     <pic:cNvPicPr>
                       <a:picLocks noChangeAspect="1"/>
                     </pic:cNvPicPr>
                   </pic:nvPicPr>
                   <pic:blipFill>
                     <a:blip r:embed="rId10"/>
+                    <a:srcRect l="6093" r="6093"/>
                     <a:stretch>
                       <a:fillRect/>
                     </a:stretch>
@@ -446,6 +565,186 @@
     <w:p/>
     <w:p>
       <w:pPr>
+        <w:rPr>
+          <w:rFonts w:ascii="SimSun" w:hAnsi="SimSun" w:eastAsia="SimSun" w:cs="SimSun"/>
+          <w:sz w:val="24"/>
+          <w:szCs w:val="24"/>
+        </w:rPr>
+      </w:pPr>
+      <w:r>
+        <w:rPr>
+          <w:rFonts w:ascii="SimSun" w:hAnsi="SimSun" w:eastAsia="SimSun" w:cs="SimSun"/>
+          <w:sz w:val="24"/>
+          <w:szCs w:val="24"/>
+        </w:rPr>
+        <w:t>TÌNH HUỐNG 4: NHẬN DIỆN PERSISTENCE &amp; DỊCH VỤ MẠNG</w:t>
+      </w:r>
+    </w:p>
+    <w:p>
+      <w:pPr>
+        <w:rPr>
+          <w:rFonts w:hint="default" w:ascii="SimSun" w:hAnsi="SimSun" w:eastAsia="SimSun" w:cs="SimSun"/>
+          <w:sz w:val="24"/>
+          <w:szCs w:val="24"/>
+          <w:lang w:val="vi-VN"/>
+        </w:rPr>
+      </w:pPr>
+      <w:r>
+        <w:rPr>
+          <w:rFonts w:hint="default" w:ascii="SimSun" w:hAnsi="SimSun" w:eastAsia="SimSun" w:cs="SimSun"/>
+          <w:sz w:val="24"/>
+          <w:szCs w:val="24"/>
+          <w:lang w:val="vi-VN"/>
+        </w:rPr>
+        <w:drawing>
+          <wp:inline distT="0" distB="0" distL="114300" distR="114300">
+            <wp:extent cx="5263515" cy="3108960"/>
+            <wp:effectExtent l="0" t="0" r="6985" b="2540"/>
+            <wp:docPr id="10" name="Picture 10" descr="H7_Autoruns_LAB3_Run_Demo"/>
+            <wp:cNvGraphicFramePr>
+              <a:graphicFrameLocks xmlns:a="http://schemas.openxmlformats.org/drawingml/2006/main" noChangeAspect="1"/>
+            </wp:cNvGraphicFramePr>
+            <a:graphic xmlns:a="http://schemas.openxmlformats.org/drawingml/2006/main">
+              <a:graphicData uri="http://schemas.openxmlformats.org/drawingml/2006/picture">
+                <pic:pic xmlns:pic="http://schemas.openxmlformats.org/drawingml/2006/picture">
+                  <pic:nvPicPr>
+                    <pic:cNvPr id="10" name="Picture 10" descr="H7_Autoruns_LAB3_Run_Demo"/>
+                    <pic:cNvPicPr>
+                      <a:picLocks noChangeAspect="1"/>
+                    </pic:cNvPicPr>
+                  </pic:nvPicPr>
+                  <pic:blipFill>
+                    <a:blip r:embed="rId11"/>
+                    <a:stretch>
+                      <a:fillRect/>
+                    </a:stretch>
+                  </pic:blipFill>
+                  <pic:spPr>
+                    <a:xfrm>
+                      <a:off x="0" y="0"/>
+                      <a:ext cx="5263515" cy="3108960"/>
+                    </a:xfrm>
+                    <a:prstGeom prst="rect">
+                      <a:avLst/>
+                    </a:prstGeom>
+                  </pic:spPr>
+                </pic:pic>
+              </a:graphicData>
+            </a:graphic>
+          </wp:inline>
+        </w:drawing>
+      </w:r>
+    </w:p>
+    <w:p>
+      <w:pPr>
+        <w:rPr>
+          <w:rFonts w:ascii="SimSun" w:hAnsi="SimSun" w:eastAsia="SimSun" w:cs="SimSun"/>
+          <w:sz w:val="24"/>
+          <w:szCs w:val="24"/>
+        </w:rPr>
+      </w:pPr>
+    </w:p>
+    <w:p>
+      <w:pPr>
+        <w:rPr>
+          <w:rFonts w:ascii="SimSun" w:hAnsi="SimSun" w:eastAsia="SimSun" w:cs="SimSun"/>
+          <w:sz w:val="24"/>
+          <w:szCs w:val="24"/>
+        </w:rPr>
+      </w:pPr>
+      <w:r>
+        <w:drawing>
+          <wp:inline distT="0" distB="0" distL="114300" distR="114300">
+            <wp:extent cx="5270500" cy="3162935"/>
+            <wp:effectExtent l="0" t="0" r="0" b="12065"/>
+            <wp:docPr id="6" name="Picture 6"/>
+            <wp:cNvGraphicFramePr>
+              <a:graphicFrameLocks xmlns:a="http://schemas.openxmlformats.org/drawingml/2006/main" noChangeAspect="1"/>
+            </wp:cNvGraphicFramePr>
+            <a:graphic xmlns:a="http://schemas.openxmlformats.org/drawingml/2006/main">
+              <a:graphicData uri="http://schemas.openxmlformats.org/drawingml/2006/picture">
+                <pic:pic xmlns:pic="http://schemas.openxmlformats.org/drawingml/2006/picture">
+                  <pic:nvPicPr>
+                    <pic:cNvPr id="6" name="Picture 6"/>
+                    <pic:cNvPicPr>
+                      <a:picLocks noChangeAspect="1"/>
+                    </pic:cNvPicPr>
+                  </pic:nvPicPr>
+                  <pic:blipFill>
+                    <a:blip r:embed="rId12"/>
+                    <a:stretch>
+                      <a:fillRect/>
+                    </a:stretch>
+                  </pic:blipFill>
+                  <pic:spPr>
+                    <a:xfrm>
+                      <a:off x="0" y="0"/>
+                      <a:ext cx="5270500" cy="3162935"/>
+                    </a:xfrm>
+                    <a:prstGeom prst="rect">
+                      <a:avLst/>
+                    </a:prstGeom>
+                    <a:noFill/>
+                    <a:ln>
+                      <a:noFill/>
+                    </a:ln>
+                  </pic:spPr>
+                </pic:pic>
+              </a:graphicData>
+            </a:graphic>
+          </wp:inline>
+        </w:drawing>
+      </w:r>
+    </w:p>
+    <w:p/>
+    <w:p>
+      <w:r>
+        <w:drawing>
+          <wp:inline distT="0" distB="0" distL="114300" distR="114300">
+            <wp:extent cx="5270500" cy="3162935"/>
+            <wp:effectExtent l="0" t="0" r="0" b="12065"/>
+            <wp:docPr id="5" name="Picture 5"/>
+            <wp:cNvGraphicFramePr>
+              <a:graphicFrameLocks xmlns:a="http://schemas.openxmlformats.org/drawingml/2006/main" noChangeAspect="1"/>
+            </wp:cNvGraphicFramePr>
+            <a:graphic xmlns:a="http://schemas.openxmlformats.org/drawingml/2006/main">
+              <a:graphicData uri="http://schemas.openxmlformats.org/drawingml/2006/picture">
+                <pic:pic xmlns:pic="http://schemas.openxmlformats.org/drawingml/2006/picture">
+                  <pic:nvPicPr>
+                    <pic:cNvPr id="5" name="Picture 5"/>
+                    <pic:cNvPicPr>
+                      <a:picLocks noChangeAspect="1"/>
+                    </pic:cNvPicPr>
+                  </pic:nvPicPr>
+                  <pic:blipFill>
+                    <a:blip r:embed="rId13"/>
+                    <a:stretch>
+                      <a:fillRect/>
+                    </a:stretch>
+                  </pic:blipFill>
+                  <pic:spPr>
+                    <a:xfrm>
+                      <a:off x="0" y="0"/>
+                      <a:ext cx="5270500" cy="3162935"/>
+                    </a:xfrm>
+                    <a:prstGeom prst="rect">
+                      <a:avLst/>
+                    </a:prstGeom>
+                    <a:noFill/>
+                    <a:ln>
+                      <a:noFill/>
+                    </a:ln>
+                  </pic:spPr>
+                </pic:pic>
+              </a:graphicData>
+            </a:graphic>
+          </wp:inline>
+        </w:drawing>
+      </w:r>
+    </w:p>
+    <w:p/>
+    <w:p>
+      <w:pPr>
         <w:keepNext w:val="0"/>
         <w:keepLines w:val="0"/>
         <w:widowControl/>
@@ -484,6 +783,7 @@
         <w:keepLines w:val="0"/>
         <w:widowControl/>
         <w:numPr>
+          <w:ilvl w:val="0"/>
           <w:numId w:val="0"/>
         </w:numPr>
         <w:suppressLineNumbers w:val="0"/>
@@ -546,6 +846,7 @@
         <w:keepLines w:val="0"/>
         <w:widowControl/>
         <w:numPr>
+          <w:ilvl w:val="0"/>
           <w:numId w:val="0"/>
         </w:numPr>
         <w:suppressLineNumbers w:val="0"/>
@@ -589,6 +890,7 @@
         <w:keepLines w:val="0"/>
         <w:widowControl/>
         <w:numPr>
+          <w:ilvl w:val="0"/>
           <w:numId w:val="0"/>
         </w:numPr>
         <w:suppressLineNumbers w:val="0"/>
@@ -632,6 +934,7 @@
         <w:keepLines w:val="0"/>
         <w:widowControl/>
         <w:numPr>
+          <w:ilvl w:val="0"/>
           <w:numId w:val="0"/>
         </w:numPr>
         <w:suppressLineNumbers w:val="0"/>
@@ -675,6 +978,7 @@
         <w:keepLines w:val="0"/>
         <w:widowControl/>
         <w:numPr>
+          <w:ilvl w:val="0"/>
           <w:numId w:val="0"/>
         </w:numPr>
         <w:suppressLineNumbers w:val="0"/>
@@ -771,6 +1075,7 @@
         <w:keepLines w:val="0"/>
         <w:widowControl/>
         <w:numPr>
+          <w:ilvl w:val="0"/>
           <w:numId w:val="0"/>
         </w:numPr>
         <w:suppressLineNumbers w:val="0"/>
@@ -814,6 +1119,7 @@
         <w:keepLines w:val="0"/>
         <w:widowControl/>
         <w:numPr>
+          <w:ilvl w:val="0"/>
           <w:numId w:val="0"/>
         </w:numPr>
         <w:suppressLineNumbers w:val="0"/>
@@ -857,6 +1163,7 @@
         <w:keepLines w:val="0"/>
         <w:widowControl/>
         <w:numPr>
+          <w:ilvl w:val="0"/>
           <w:numId w:val="0"/>
         </w:numPr>
         <w:suppressLineNumbers w:val="0"/>
@@ -900,6 +1207,7 @@
         <w:keepLines w:val="0"/>
         <w:widowControl/>
         <w:numPr>
+          <w:ilvl w:val="0"/>
           <w:numId w:val="0"/>
         </w:numPr>
         <w:suppressLineNumbers w:val="0"/>
@@ -943,6 +1251,7 @@
         <w:keepLines w:val="0"/>
         <w:widowControl/>
         <w:numPr>
+          <w:ilvl w:val="0"/>
           <w:numId w:val="0"/>
         </w:numPr>
         <w:suppressLineNumbers w:val="0"/>
@@ -986,6 +1295,7 @@
         <w:keepLines w:val="0"/>
         <w:widowControl/>
         <w:numPr>
+          <w:ilvl w:val="0"/>
           <w:numId w:val="0"/>
         </w:numPr>
         <w:suppressLineNumbers w:val="0"/>
@@ -1061,6 +1371,7 @@
         <w:keepLines w:val="0"/>
         <w:widowControl/>
         <w:numPr>
+          <w:ilvl w:val="0"/>
           <w:numId w:val="0"/>
         </w:numPr>
         <w:suppressLineNumbers w:val="0"/>
@@ -1102,6 +1413,7 @@
         <w:keepLines w:val="0"/>
         <w:widowControl/>
         <w:numPr>
+          <w:ilvl w:val="0"/>
           <w:numId w:val="0"/>
         </w:numPr>
         <w:suppressLineNumbers w:val="0"/>
@@ -1177,6 +1489,7 @@
         <w:keepLines w:val="0"/>
         <w:widowControl/>
         <w:numPr>
+          <w:ilvl w:val="0"/>
           <w:numId w:val="0"/>
         </w:numPr>
         <w:suppressLineNumbers w:val="0"/>
@@ -1218,6 +1531,7 @@
         <w:keepLines w:val="0"/>
         <w:widowControl/>
         <w:numPr>
+          <w:ilvl w:val="0"/>
           <w:numId w:val="0"/>
         </w:numPr>
         <w:suppressLineNumbers w:val="0"/>
@@ -1293,6 +1607,7 @@
         <w:keepLines w:val="0"/>
         <w:widowControl/>
         <w:numPr>
+          <w:ilvl w:val="0"/>
           <w:numId w:val="0"/>
         </w:numPr>
         <w:suppressLineNumbers w:val="0"/>
@@ -1336,6 +1651,7 @@
         <w:keepLines w:val="0"/>
         <w:widowControl/>
         <w:numPr>
+          <w:ilvl w:val="0"/>
           <w:numId w:val="0"/>
         </w:numPr>
         <w:suppressLineNumbers w:val="0"/>
@@ -1379,6 +1695,7 @@
         <w:keepLines w:val="0"/>
         <w:widowControl/>
         <w:numPr>
+          <w:ilvl w:val="0"/>
           <w:numId w:val="0"/>
         </w:numPr>
         <w:suppressLineNumbers w:val="0"/>
@@ -1422,6 +1739,7 @@
         <w:keepLines w:val="0"/>
         <w:widowControl/>
         <w:numPr>
+          <w:ilvl w:val="0"/>
           <w:numId w:val="0"/>
         </w:numPr>
         <w:suppressLineNumbers w:val="0"/>
@@ -1458,6 +1776,7 @@
         <w:keepLines w:val="0"/>
         <w:widowControl/>
         <w:numPr>
+          <w:ilvl w:val="0"/>
           <w:numId w:val="0"/>
         </w:numPr>
         <w:suppressLineNumbers w:val="0"/>
@@ -1518,6 +1837,7 @@
         <w:keepLines w:val="0"/>
         <w:widowControl/>
         <w:numPr>
+          <w:ilvl w:val="0"/>
           <w:numId w:val="0"/>
         </w:numPr>
         <w:suppressLineNumbers w:val="0"/>
@@ -1559,6 +1879,7 @@
         <w:keepLines w:val="0"/>
         <w:widowControl/>
         <w:numPr>
+          <w:ilvl w:val="0"/>
           <w:numId w:val="0"/>
         </w:numPr>
         <w:suppressLineNumbers w:val="0"/>
@@ -1595,6 +1916,7 @@
         <w:keepLines w:val="0"/>
         <w:widowControl/>
         <w:numPr>
+          <w:ilvl w:val="0"/>
           <w:numId w:val="0"/>
         </w:numPr>
         <w:suppressLineNumbers w:val="0"/>
@@ -1636,6 +1958,7 @@
         <w:keepLines w:val="0"/>
         <w:widowControl/>
         <w:numPr>
+          <w:ilvl w:val="0"/>
           <w:numId w:val="0"/>
         </w:numPr>
         <w:suppressLineNumbers w:val="0"/>
@@ -1753,6 +2076,7 @@
         <w:keepLines w:val="0"/>
         <w:widowControl/>
         <w:numPr>
+          <w:ilvl w:val="0"/>
           <w:numId w:val="0"/>
         </w:numPr>
         <w:suppressLineNumbers w:val="0"/>
@@ -1815,6 +2139,7 @@
         <w:keepLines w:val="0"/>
         <w:widowControl/>
         <w:numPr>
+          <w:ilvl w:val="0"/>
           <w:numId w:val="0"/>
         </w:numPr>
         <w:suppressLineNumbers w:val="0"/>
@@ -1890,6 +2215,7 @@
         <w:keepLines w:val="0"/>
         <w:widowControl/>
         <w:numPr>
+          <w:ilvl w:val="0"/>
           <w:numId w:val="0"/>
         </w:numPr>
         <w:suppressLineNumbers w:val="0"/>
@@ -1969,6 +2295,7 @@
         <w:keepLines w:val="0"/>
         <w:widowControl/>
         <w:numPr>
+          <w:ilvl w:val="0"/>
           <w:numId w:val="0"/>
         </w:numPr>
         <w:suppressLineNumbers w:val="0"/>
@@ -2010,6 +2337,7 @@
         <w:keepLines w:val="0"/>
         <w:widowControl/>
         <w:numPr>
+          <w:ilvl w:val="0"/>
           <w:numId w:val="0"/>
         </w:numPr>
         <w:suppressLineNumbers w:val="0"/>
@@ -2046,6 +2374,7 @@
         <w:keepLines w:val="0"/>
         <w:widowControl/>
         <w:numPr>
+          <w:ilvl w:val="0"/>
           <w:numId w:val="0"/>
         </w:numPr>
         <w:suppressLineNumbers w:val="0"/>
@@ -2125,6 +2454,7 @@
         <w:keepLines w:val="0"/>
         <w:widowControl/>
         <w:numPr>
+          <w:ilvl w:val="0"/>
           <w:numId w:val="0"/>
         </w:numPr>
         <w:suppressLineNumbers w:val="0"/>
@@ -2166,6 +2496,7 @@
         <w:keepLines w:val="0"/>
         <w:widowControl/>
         <w:numPr>
+          <w:ilvl w:val="0"/>
           <w:numId w:val="0"/>
         </w:numPr>
         <w:suppressLineNumbers w:val="0"/>
@@ -2300,7 +2631,7 @@
     <w:lsdException w:unhideWhenUsed="0" w:uiPriority="0" w:semiHidden="0" w:name="HTML Acronym"/>
     <w:lsdException w:unhideWhenUsed="0" w:uiPriority="0" w:semiHidden="0" w:name="HTML Address"/>
     <w:lsdException w:unhideWhenUsed="0" w:uiPriority="0" w:semiHidden="0" w:name="HTML Cite"/>
-    <w:lsdException w:unhideWhenUsed="0" w:uiPriority="0" w:semiHidden="0" w:name="HTML Code"/>
+    <w:lsdException w:qFormat="1" w:unhideWhenUsed="0" w:uiPriority="0" w:semiHidden="0" w:name="HTML Code"/>
     <w:lsdException w:unhideWhenUsed="0" w:uiPriority="0" w:semiHidden="0" w:name="HTML Definition"/>
     <w:lsdException w:unhideWhenUsed="0" w:uiPriority="0" w:semiHidden="0" w:name="HTML Keyboard"/>
     <w:lsdException w:unhideWhenUsed="0" w:uiPriority="0" w:semiHidden="0" w:name="HTML Preformatted"/>
@@ -2495,6 +2826,7 @@
   <w:style w:type="character" w:styleId="5">
     <w:name w:val="HTML Code"/>
     <w:basedOn w:val="2"/>
+    <w:qFormat/>
     <w:uiPriority w:val="0"/>
     <w:rPr>
       <w:rFonts w:ascii="Courier New" w:hAnsi="Courier New" w:cs="Courier New"/>

--- a/LAB3/[11_ĐH_CNPM2]-LAB3_1150080153-Trương Văn Quốc Phong.docx
+++ b/LAB3/[11_ĐH_CNPM2]-LAB3_1150080153-Trương Văn Quốc Phong.docx
@@ -38,8 +38,6 @@
         </w:rPr>
         <w:t>Link video: https://youtu.be/3ceduPyBFtM</w:t>
       </w:r>
-      <w:bookmarkStart w:id="0" w:name="_GoBack"/>
-      <w:bookmarkEnd w:id="0"/>
       <w:r>
         <w:rPr>
           <w:rFonts w:hint="default" w:ascii="SimSun" w:hAnsi="SimSun" w:eastAsia="SimSun" w:cs="SimSun"/>
@@ -2488,6 +2486,328 @@
           <w:u w:val="none"/>
         </w:rPr>
         <w:t xml:space="preserve"> Vì số lượng IP tấn công quá lớn, thay đổi liên tục và trộn lẫn hoàn hảo với lưu lượng truy cập của người dùng hợp pháp, không thể chặn bằng 1 rule IP đơn giản.</w:t>
+      </w:r>
+    </w:p>
+    <w:p>
+      <w:pPr>
+        <w:keepNext w:val="0"/>
+        <w:keepLines w:val="0"/>
+        <w:widowControl/>
+        <w:numPr>
+          <w:ilvl w:val="0"/>
+          <w:numId w:val="0"/>
+        </w:numPr>
+        <w:suppressLineNumbers w:val="0"/>
+        <w:pBdr>
+          <w:bottom w:val="none" w:color="0A0A0A" w:sz="0" w:space="0"/>
+        </w:pBdr>
+        <w:spacing w:before="0" w:beforeAutospacing="0" w:after="120" w:afterAutospacing="0"/>
+        <w:ind w:left="-360" w:leftChars="0" w:right="0" w:rightChars="0"/>
+        <w:rPr>
+          <w:rFonts w:hint="default" w:ascii="Times New Roman" w:hAnsi="Times New Roman" w:eastAsia="Arial" w:cs="Times New Roman"/>
+          <w:sz w:val="24"/>
+          <w:szCs w:val="24"/>
+          <w:u w:val="none"/>
+        </w:rPr>
+      </w:pPr>
+      <w:r>
+        <w:rPr>
+          <w:rFonts w:hint="default" w:ascii="Times New Roman" w:hAnsi="Times New Roman" w:eastAsia="Arial" w:cs="Times New Roman"/>
+          <w:sz w:val="24"/>
+          <w:szCs w:val="24"/>
+          <w:u w:val="none"/>
+        </w:rPr>
+        <w:t>Câu 11 (Mail bombing):Thuộc tính ảnh hưởng: Tính sẵn sàng (Availability).Hai chỉ số phát hiện: Tần suất gửi từ một địa chỉ (Sender Count) và dung lượng hòm thư tăng đột biến (Volume SizeBytes).</w:t>
+      </w:r>
+    </w:p>
+    <w:p>
+      <w:pPr>
+        <w:keepNext w:val="0"/>
+        <w:keepLines w:val="0"/>
+        <w:widowControl/>
+        <w:numPr>
+          <w:ilvl w:val="0"/>
+          <w:numId w:val="0"/>
+        </w:numPr>
+        <w:suppressLineNumbers w:val="0"/>
+        <w:pBdr>
+          <w:bottom w:val="none" w:color="0A0A0A" w:sz="0" w:space="0"/>
+        </w:pBdr>
+        <w:spacing w:before="0" w:beforeAutospacing="0" w:after="120" w:afterAutospacing="0"/>
+        <w:ind w:left="-360" w:leftChars="0" w:right="0" w:rightChars="0"/>
+        <w:rPr>
+          <w:rFonts w:hint="default" w:ascii="Times New Roman" w:hAnsi="Times New Roman" w:eastAsia="Arial" w:cs="Times New Roman"/>
+          <w:sz w:val="24"/>
+          <w:szCs w:val="24"/>
+          <w:u w:val="none"/>
+        </w:rPr>
+      </w:pPr>
+      <w:r>
+        <w:rPr>
+          <w:rFonts w:hint="default" w:ascii="Times New Roman" w:hAnsi="Times New Roman" w:eastAsia="Arial" w:cs="Times New Roman"/>
+          <w:sz w:val="24"/>
+          <w:szCs w:val="24"/>
+          <w:u w:val="none"/>
+        </w:rPr>
+        <w:t>Câu 12 (Sniffing HTTP vs HTTPS):Hợp pháp: Chẩn đoán lỗi mạng. Bất hợp pháp: Nghe lén trộm dữ liệu.Minh họa TH5: HTTP lộ rõ payload chữ thô (TRAINING_ONLY). HTTPS mã hóa hoàn toàn nội dung, chỉ lộ metadata kết nối.</w:t>
+      </w:r>
+    </w:p>
+    <w:p>
+      <w:pPr>
+        <w:keepNext w:val="0"/>
+        <w:keepLines w:val="0"/>
+        <w:widowControl/>
+        <w:numPr>
+          <w:ilvl w:val="0"/>
+          <w:numId w:val="0"/>
+        </w:numPr>
+        <w:suppressLineNumbers w:val="0"/>
+        <w:pBdr>
+          <w:bottom w:val="none" w:color="0A0A0A" w:sz="0" w:space="0"/>
+        </w:pBdr>
+        <w:spacing w:before="0" w:beforeAutospacing="0" w:after="120" w:afterAutospacing="0"/>
+        <w:ind w:left="-360" w:leftChars="0" w:right="0" w:rightChars="0"/>
+        <w:rPr>
+          <w:rFonts w:hint="default" w:ascii="Times New Roman" w:hAnsi="Times New Roman" w:eastAsia="Arial" w:cs="Times New Roman"/>
+          <w:sz w:val="24"/>
+          <w:szCs w:val="24"/>
+          <w:u w:val="none"/>
+        </w:rPr>
+      </w:pPr>
+      <w:r>
+        <w:rPr>
+          <w:rFonts w:hint="default" w:ascii="Times New Roman" w:hAnsi="Times New Roman" w:eastAsia="Arial" w:cs="Times New Roman"/>
+          <w:sz w:val="24"/>
+          <w:szCs w:val="24"/>
+          <w:u w:val="none"/>
+        </w:rPr>
+        <w:t>Câu 13 (Các kỹ thuật MITM):Email Hijacking: Đánh chặn luồng thư. Wi-Fi Eavesdropping: Nghe lén Wi-Fi mở. Session Hijacking: Cướp cookie phiên. Spoofing: Giả mạo thực thể điều hướng mạng.Kỹ thuật không chạy chủ động: ARP/DNS Spoofing mạng ngoài. Vì gây mất an toàn hạ tầng mạng thật bên ngoài máy ảo.</w:t>
+      </w:r>
+    </w:p>
+    <w:p>
+      <w:pPr>
+        <w:keepNext w:val="0"/>
+        <w:keepLines w:val="0"/>
+        <w:widowControl/>
+        <w:numPr>
+          <w:ilvl w:val="0"/>
+          <w:numId w:val="0"/>
+        </w:numPr>
+        <w:suppressLineNumbers w:val="0"/>
+        <w:pBdr>
+          <w:bottom w:val="none" w:color="0A0A0A" w:sz="0" w:space="0"/>
+        </w:pBdr>
+        <w:spacing w:before="0" w:beforeAutospacing="0" w:after="120" w:afterAutospacing="0"/>
+        <w:ind w:left="-360" w:leftChars="0" w:right="0" w:rightChars="0"/>
+        <w:rPr>
+          <w:rFonts w:hint="default" w:ascii="Times New Roman" w:hAnsi="Times New Roman" w:eastAsia="Arial" w:cs="Times New Roman"/>
+          <w:sz w:val="24"/>
+          <w:szCs w:val="24"/>
+          <w:u w:val="none"/>
+        </w:rPr>
+      </w:pPr>
+      <w:r>
+        <w:rPr>
+          <w:rFonts w:hint="default" w:ascii="Times New Roman" w:hAnsi="Times New Roman" w:eastAsia="Arial" w:cs="Times New Roman"/>
+          <w:sz w:val="24"/>
+          <w:szCs w:val="24"/>
+          <w:u w:val="none"/>
+        </w:rPr>
+        <w:t>Câu 14 (HTTPS, HSTS, VPN):Cơ chế: Mã hóa dữ liệu truyền tải (HTTPS/VPN) và ép buộc kết nối bảo mật không cho hạ cấp (HSTS).Hai rủi ro không tự giải quyết: Người dùng tự dâng mật khẩu cho trang giả mạo (Phishing) và máy trạm bị dính mã độc độc lập (Endpoint compromise).</w:t>
+      </w:r>
+    </w:p>
+    <w:p>
+      <w:pPr>
+        <w:keepNext w:val="0"/>
+        <w:keepLines w:val="0"/>
+        <w:widowControl/>
+        <w:numPr>
+          <w:ilvl w:val="0"/>
+          <w:numId w:val="0"/>
+        </w:numPr>
+        <w:suppressLineNumbers w:val="0"/>
+        <w:pBdr>
+          <w:bottom w:val="none" w:color="0A0A0A" w:sz="0" w:space="0"/>
+        </w:pBdr>
+        <w:spacing w:before="0" w:beforeAutospacing="0" w:after="120" w:afterAutospacing="0"/>
+        <w:ind w:left="-360" w:leftChars="0" w:right="0" w:rightChars="0"/>
+        <w:rPr>
+          <w:rFonts w:hint="default" w:ascii="Times New Roman" w:hAnsi="Times New Roman" w:eastAsia="Arial" w:cs="Times New Roman"/>
+          <w:sz w:val="24"/>
+          <w:szCs w:val="24"/>
+          <w:u w:val="none"/>
+        </w:rPr>
+      </w:pPr>
+      <w:r>
+        <w:rPr>
+          <w:rFonts w:hint="default" w:ascii="Times New Roman" w:hAnsi="Times New Roman" w:eastAsia="Arial" w:cs="Times New Roman"/>
+          <w:sz w:val="24"/>
+          <w:szCs w:val="24"/>
+          <w:u w:val="none"/>
+        </w:rPr>
+        <w:t>Câu 15 (Phân biệt Spoofing):IP Spoofing: Giả mạo IP nguồn; Kiểm soát: Cấu hình Reverse Path Forwarding (RPF).DNS Spoofing: Giả mạo bản ghi tên miền; Kiểm soát: Triển khai DNSSEC.Website/Domain Spoofing: Giả mạo giao diện trang; Kiểm soát: Kiểm tra Chứng chỉ số SSL/TLS.</w:t>
+      </w:r>
+    </w:p>
+    <w:p>
+      <w:pPr>
+        <w:keepNext w:val="0"/>
+        <w:keepLines w:val="0"/>
+        <w:widowControl/>
+        <w:numPr>
+          <w:ilvl w:val="0"/>
+          <w:numId w:val="0"/>
+        </w:numPr>
+        <w:suppressLineNumbers w:val="0"/>
+        <w:pBdr>
+          <w:bottom w:val="none" w:color="0A0A0A" w:sz="0" w:space="0"/>
+        </w:pBdr>
+        <w:spacing w:before="0" w:beforeAutospacing="0" w:after="120" w:afterAutospacing="0"/>
+        <w:ind w:left="-360" w:leftChars="0" w:right="0" w:rightChars="0"/>
+        <w:rPr>
+          <w:rFonts w:hint="default" w:ascii="Times New Roman" w:hAnsi="Times New Roman" w:eastAsia="Arial" w:cs="Times New Roman"/>
+          <w:sz w:val="24"/>
+          <w:szCs w:val="24"/>
+          <w:u w:val="none"/>
+        </w:rPr>
+      </w:pPr>
+      <w:r>
+        <w:rPr>
+          <w:rFonts w:hint="default" w:ascii="Times New Roman" w:hAnsi="Times New Roman" w:eastAsia="Arial" w:cs="Times New Roman"/>
+          <w:sz w:val="24"/>
+          <w:szCs w:val="24"/>
+          <w:u w:val="none"/>
+        </w:rPr>
+        <w:t>Câu 16 (Phân biệt Social Engineering):Phishing: Lừa đảo diện rộng. Spear Phishing: Nhắm mục tiêu đích danh cá nhân.Watering Hole: Bẫy mã độc tại web hay ghé thăm. Pretexting: Dựng kịch bản giả hoàn cảnh.Baiting: Bỏ lại USB chứa mã độc dụ cắm thử. Quid Pro Quo: Trao đổi lợi ích giả lấy thông tin.</w:t>
+      </w:r>
+    </w:p>
+    <w:p>
+      <w:pPr>
+        <w:keepNext w:val="0"/>
+        <w:keepLines w:val="0"/>
+        <w:widowControl/>
+        <w:numPr>
+          <w:ilvl w:val="0"/>
+          <w:numId w:val="0"/>
+        </w:numPr>
+        <w:suppressLineNumbers w:val="0"/>
+        <w:pBdr>
+          <w:bottom w:val="none" w:color="0A0A0A" w:sz="0" w:space="0"/>
+        </w:pBdr>
+        <w:spacing w:before="0" w:beforeAutospacing="0" w:after="120" w:afterAutospacing="0"/>
+        <w:ind w:left="-360" w:leftChars="0" w:right="0" w:rightChars="0"/>
+        <w:rPr>
+          <w:rFonts w:hint="default" w:ascii="Times New Roman" w:hAnsi="Times New Roman" w:eastAsia="Arial" w:cs="Times New Roman"/>
+          <w:sz w:val="24"/>
+          <w:szCs w:val="24"/>
+          <w:u w:val="none"/>
+        </w:rPr>
+      </w:pPr>
+      <w:r>
+        <w:rPr>
+          <w:rFonts w:hint="default" w:ascii="Times New Roman" w:hAnsi="Times New Roman" w:eastAsia="Arial" w:cs="Times New Roman"/>
+          <w:sz w:val="24"/>
+          <w:szCs w:val="24"/>
+          <w:u w:val="none"/>
+        </w:rPr>
+        <w:t>Câu 17 (Chỉ dấu Phishing trong email):Uy tín giả: Mạo danh Ban Giám đốc. Khẩn cấp: Bắt xác thực tài khoản gấp trong 24 giờ.Domain: Khác biệt giữa tên hiển thị và địa chỉ thực tế. Reply-To: Trỏ về hòm thư lạ khác trường From. Yêu cầu credential: Ép nhấn link lạ khai báo mật khẩu.</w:t>
+      </w:r>
+    </w:p>
+    <w:p>
+      <w:pPr>
+        <w:keepNext w:val="0"/>
+        <w:keepLines w:val="0"/>
+        <w:widowControl/>
+        <w:numPr>
+          <w:ilvl w:val="0"/>
+          <w:numId w:val="0"/>
+        </w:numPr>
+        <w:suppressLineNumbers w:val="0"/>
+        <w:pBdr>
+          <w:bottom w:val="none" w:color="0A0A0A" w:sz="0" w:space="0"/>
+        </w:pBdr>
+        <w:spacing w:before="0" w:beforeAutospacing="0" w:after="120" w:afterAutospacing="0"/>
+        <w:ind w:left="-360" w:leftChars="0" w:right="0" w:rightChars="0"/>
+        <w:rPr>
+          <w:rFonts w:hint="default" w:ascii="Times New Roman" w:hAnsi="Times New Roman" w:eastAsia="Arial" w:cs="Times New Roman"/>
+          <w:sz w:val="24"/>
+          <w:szCs w:val="24"/>
+          <w:u w:val="none"/>
+        </w:rPr>
+      </w:pPr>
+      <w:r>
+        <w:rPr>
+          <w:rFonts w:hint="default" w:ascii="Times New Roman" w:hAnsi="Times New Roman" w:eastAsia="Arial" w:cs="Times New Roman"/>
+          <w:sz w:val="24"/>
+          <w:szCs w:val="24"/>
+          <w:u w:val="none"/>
+        </w:rPr>
+        <w:t>Câu 18 (Quy trình Incident Response ngắn):Triage (Đánh giá sự cố) \[\rightarrow \] Preserve evidence (Trích xuất log/RAM/hash) \[\rightarrow \] Contain (Ngắt mạng cách ly) \[\rightarrow \] Credential action (Đổi mật khẩu AD) \[\rightarrow \] Eradicate (Xóa mã độc/persistence) \[\rightarrow \] Recover (Khôi phục dữ liệu sạch) \[\rightarrow \] Monitor (Giám sát 30 ngày).</w:t>
+      </w:r>
+    </w:p>
+    <w:p>
+      <w:pPr>
+        <w:keepNext w:val="0"/>
+        <w:keepLines w:val="0"/>
+        <w:widowControl/>
+        <w:numPr>
+          <w:ilvl w:val="0"/>
+          <w:numId w:val="0"/>
+        </w:numPr>
+        <w:suppressLineNumbers w:val="0"/>
+        <w:pBdr>
+          <w:bottom w:val="none" w:color="0A0A0A" w:sz="0" w:space="0"/>
+        </w:pBdr>
+        <w:spacing w:before="0" w:beforeAutospacing="0" w:after="120" w:afterAutospacing="0"/>
+        <w:ind w:left="-360" w:leftChars="0" w:right="0" w:rightChars="0"/>
+        <w:rPr>
+          <w:rFonts w:hint="default" w:ascii="Times New Roman" w:hAnsi="Times New Roman" w:eastAsia="Arial" w:cs="Times New Roman"/>
+          <w:sz w:val="24"/>
+          <w:szCs w:val="24"/>
+          <w:u w:val="none"/>
+        </w:rPr>
+      </w:pPr>
+      <w:r>
+        <w:rPr>
+          <w:rFonts w:hint="default" w:ascii="Times New Roman" w:hAnsi="Times New Roman" w:eastAsia="Arial" w:cs="Times New Roman"/>
+          <w:sz w:val="24"/>
+          <w:szCs w:val="24"/>
+          <w:u w:val="none"/>
+        </w:rPr>
+        <w:t>Câu 19 (Ý nghĩa SHA-256):Chứng minh: Tính toàn vẹn vĩnh viễn của tệp bằng chứng (không bị chỉnh sửa từ lúc xuất).Không chứng minh: Nguồn gốc file ban đầu và tính đúng đắn của dữ liệu bên trong.</w:t>
+      </w:r>
+    </w:p>
+    <w:p>
+      <w:pPr>
+        <w:keepNext w:val="0"/>
+        <w:keepLines w:val="0"/>
+        <w:widowControl/>
+        <w:numPr>
+          <w:ilvl w:val="0"/>
+          <w:numId w:val="0"/>
+        </w:numPr>
+        <w:suppressLineNumbers w:val="0"/>
+        <w:pBdr>
+          <w:bottom w:val="none" w:color="0A0A0A" w:sz="0" w:space="0"/>
+        </w:pBdr>
+        <w:spacing w:before="0" w:beforeAutospacing="0" w:after="120" w:afterAutospacing="0"/>
+        <w:ind w:left="-360" w:leftChars="0" w:right="0" w:rightChars="0"/>
+        <w:rPr>
+          <w:rFonts w:hint="default" w:ascii="Times New Roman" w:hAnsi="Times New Roman" w:eastAsia="Arial" w:cs="Times New Roman"/>
+          <w:sz w:val="24"/>
+          <w:szCs w:val="24"/>
+          <w:u w:val="none"/>
+        </w:rPr>
+      </w:pPr>
+      <w:bookmarkStart w:id="0" w:name="_GoBack"/>
+      <w:bookmarkEnd w:id="0"/>
+      <w:r>
+        <w:rPr>
+          <w:rFonts w:hint="default" w:ascii="Times New Roman" w:hAnsi="Times New Roman" w:eastAsia="Arial" w:cs="Times New Roman"/>
+          <w:sz w:val="24"/>
+          <w:szCs w:val="24"/>
+          <w:u w:val="none"/>
+        </w:rPr>
+        <w:t>Câu 20 (Đề xuất Defense-in-depth):Endpoint: Bật Defender/EDR. Least privilege: Không dùng quyền Admin bừa bãi.Application control: Chặn file lạ bằng AppLocker. Logging: Bật giám sát sâu qua Sysmon.Network control: Bật tường lửa cô lập. Backup: Sao lưu định kỳ offline. Credential protection: Dùng xác thực mạnh Passkey/FIDO2.</w:t>
       </w:r>
     </w:p>
     <w:p>
